--- a/plans/05_delta-probed-ir-pipeline/modules/05_support_predictor/Deep_Learning_Systems_Analysis_Report.docx
+++ b/plans/05_delta-probed-ir-pipeline/modules/05_support_predictor/Deep_Learning_Systems_Analysis_Report.docx
@@ -195,7 +195,7 @@
           <w:b w:val="0"/>
           <w:i w:val="0"/>
         </w:rPr>
-        <w:t>Each molecule is a sequence of normal-mode tokens; a token carries the mode's frequency, its family, the shares of C, H, N and O in the motion, a localisation number, the out-of-plane share and twelve atom-environment classes — all from the cheap level (B3LYP/6-31G*). The target is the correction matrix K in the cheap-level mode basis, K_ij = L_iᵀ ΔH L_j / (2√(ω_i ω_j)) in cm⁻¹, with ΔH the difference between the ωB97X and B3LYP Hessians; its diagonal is the first-order band shift of each mode and its off-diagonal elements are the couplings between modes of one family. The release holds 224 molecules with up to 84 modes each (C–H stretch 1,989, C–H out-of-plane 1,146, ring in-plane 5,652, other 5,820 modes); every input file is listed with its SHA-256 in the release manifest. The data are computed ab initio data produced by this project's corpus factory, released publicly with a DOI before the module's submission; they are not synthetic in the sense of model-generated, not AI-generated, and not the PAHdb or NIST data of Modules 02–04. Splits are by molecule (186 training, 18 validation, 20 test), because the modes of one molecule are strongly correlated (Danchev, 2022, on reproducible workflows; the splitting rule was fixed in the recipe before training).</w:t>
+        <w:t>Each molecule is a sequence of normal-mode tokens; a token carries the mode's frequency, its family, the shares of C, H, N and O in the motion, a localisation number, the out-of-plane share and twelve atom-environment classes — all from the cheap level (B3LYP/6-31G*). The target is the correction matrix K in the cheap-level mode basis, K_ij = L_iᵀ ΔH L_j / (2√(ω_i ω_j)) in cm⁻¹, with ΔH the difference between the ωB97X and B3LYP Hessians; its diagonal is the first-order band shift of each mode and its off-diagonal elements are the couplings between modes of one family. The release holds 224 molecules with up to 84 modes each (C–H stretch 1,989, C–H out-of-plane 1,146, ring in-plane 5,652, other 5,820 modes); every input file is listed with its SHA-256 in the release manifest. The data are computed ab initio data produced by this project's corpus factory, public in this repository and, since 27 September 2026, in the plan's public GitHub repository; they are not synthetic in the sense of model-generated, not AI-generated, and not the PAHdb or NIST data of Modules 02–04. Splits are by molecule (186 training, 18 validation, 20 test), because the modes of one molecule are strongly correlated (Danchev, 2022, on reproducible workflows; the splitting rule was fixed in the recipe before training).</w:t>
       </w:r>
     </w:p>
     <w:p>
